--- a/formatos/acuerdo_sin_ads_juridica.docx
+++ b/formatos/acuerdo_sin_ads_juridica.docx
@@ -714,6 +714,7 @@
         </w:rPr>
         <w:t xml:space="preserve"> pasada ante la fe del Lic. </w:t>
       </w:r>
+      <w:proofErr w:type="gramStart"/>
       <w:r>
         <w:rPr>
           <w:rFonts w:ascii="Garamond" w:eastAsia="Garamond" w:hAnsi="Garamond" w:cs="Garamond"/>
@@ -731,16 +732,36 @@
           <w:szCs w:val="23"/>
           <w:highlight w:val="yellow"/>
         </w:rPr>
-        <w:t>N_LIC</w:t>
-      </w:r>
-      <w:r>
-        <w:rPr>
-          <w:rFonts w:ascii="Garamond" w:eastAsia="Garamond" w:hAnsi="Garamond" w:cs="Garamond"/>
-          <w:sz w:val="23"/>
-          <w:szCs w:val="23"/>
-          <w:highlight w:val="yellow"/>
-        </w:rPr>
-        <w:t>|title</w:t>
+        <w:t>N</w:t>
+      </w:r>
+      <w:proofErr w:type="gramEnd"/>
+      <w:r>
+        <w:rPr>
+          <w:rFonts w:ascii="Garamond" w:eastAsia="Garamond" w:hAnsi="Garamond" w:cs="Garamond"/>
+          <w:sz w:val="23"/>
+          <w:szCs w:val="23"/>
+          <w:highlight w:val="yellow"/>
+        </w:rPr>
+        <w:t>_LIC</w:t>
+      </w:r>
+      <w:r>
+        <w:rPr>
+          <w:rFonts w:ascii="Garamond" w:eastAsia="Garamond" w:hAnsi="Garamond" w:cs="Garamond"/>
+          <w:sz w:val="23"/>
+          <w:szCs w:val="23"/>
+          <w:highlight w:val="yellow"/>
+        </w:rPr>
+        <w:t>|</w:t>
+      </w:r>
+      <w:proofErr w:type="gramStart"/>
+      <w:r>
+        <w:rPr>
+          <w:rFonts w:ascii="Garamond" w:eastAsia="Garamond" w:hAnsi="Garamond" w:cs="Garamond"/>
+          <w:sz w:val="23"/>
+          <w:szCs w:val="23"/>
+          <w:highlight w:val="yellow"/>
+        </w:rPr>
+        <w:t>title</w:t>
       </w:r>
       <w:proofErr w:type="spellEnd"/>
       <w:r>
@@ -750,7 +771,17 @@
           <w:szCs w:val="23"/>
           <w:highlight w:val="yellow"/>
         </w:rPr>
-        <w:t xml:space="preserve"> }}</w:t>
+        <w:t xml:space="preserve"> }</w:t>
+      </w:r>
+      <w:proofErr w:type="gramEnd"/>
+      <w:r>
+        <w:rPr>
+          <w:rFonts w:ascii="Garamond" w:eastAsia="Garamond" w:hAnsi="Garamond" w:cs="Garamond"/>
+          <w:sz w:val="23"/>
+          <w:szCs w:val="23"/>
+          <w:highlight w:val="yellow"/>
+        </w:rPr>
+        <w:t>}</w:t>
       </w:r>
       <w:r>
         <w:rPr>
@@ -776,14 +807,45 @@
         </w:rPr>
         <w:t xml:space="preserve"> Público </w:t>
       </w:r>
-      <w:r>
-        <w:rPr>
-          <w:rFonts w:ascii="Garamond" w:eastAsia="Garamond" w:hAnsi="Garamond" w:cs="Garamond"/>
-          <w:sz w:val="23"/>
-          <w:szCs w:val="23"/>
-          <w:highlight w:val="yellow"/>
-        </w:rPr>
-        <w:t>{{ NUMERO_NOTARIO }}</w:t>
+      <w:proofErr w:type="gramStart"/>
+      <w:r>
+        <w:rPr>
+          <w:rFonts w:ascii="Garamond" w:eastAsia="Garamond" w:hAnsi="Garamond" w:cs="Garamond"/>
+          <w:sz w:val="23"/>
+          <w:szCs w:val="23"/>
+          <w:highlight w:val="yellow"/>
+        </w:rPr>
+        <w:t>{{ NUMERO</w:t>
+      </w:r>
+      <w:proofErr w:type="gramEnd"/>
+      <w:r>
+        <w:rPr>
+          <w:rFonts w:ascii="Garamond" w:eastAsia="Garamond" w:hAnsi="Garamond" w:cs="Garamond"/>
+          <w:sz w:val="23"/>
+          <w:szCs w:val="23"/>
+          <w:highlight w:val="yellow"/>
+        </w:rPr>
+        <w:t>_</w:t>
+      </w:r>
+      <w:proofErr w:type="gramStart"/>
+      <w:r>
+        <w:rPr>
+          <w:rFonts w:ascii="Garamond" w:eastAsia="Garamond" w:hAnsi="Garamond" w:cs="Garamond"/>
+          <w:sz w:val="23"/>
+          <w:szCs w:val="23"/>
+          <w:highlight w:val="yellow"/>
+        </w:rPr>
+        <w:t>NOTARIO }</w:t>
+      </w:r>
+      <w:proofErr w:type="gramEnd"/>
+      <w:r>
+        <w:rPr>
+          <w:rFonts w:ascii="Garamond" w:eastAsia="Garamond" w:hAnsi="Garamond" w:cs="Garamond"/>
+          <w:sz w:val="23"/>
+          <w:szCs w:val="23"/>
+          <w:highlight w:val="yellow"/>
+        </w:rPr>
+        <w:t>}</w:t>
       </w:r>
       <w:r>
         <w:rPr>
@@ -793,6 +855,7 @@
         </w:rPr>
         <w:t xml:space="preserve"> de </w:t>
       </w:r>
+      <w:proofErr w:type="gramStart"/>
       <w:r>
         <w:rPr>
           <w:rFonts w:ascii="Garamond" w:eastAsia="Garamond" w:hAnsi="Garamond" w:cs="Garamond"/>
@@ -810,7 +873,27 @@
           <w:szCs w:val="23"/>
           <w:highlight w:val="yellow"/>
         </w:rPr>
-        <w:t>UBICACIÓN_NOTARIA|title</w:t>
+        <w:t>UBICACIÓN</w:t>
+      </w:r>
+      <w:proofErr w:type="gramEnd"/>
+      <w:r>
+        <w:rPr>
+          <w:rFonts w:ascii="Garamond" w:eastAsia="Garamond" w:hAnsi="Garamond" w:cs="Garamond"/>
+          <w:sz w:val="23"/>
+          <w:szCs w:val="23"/>
+          <w:highlight w:val="yellow"/>
+        </w:rPr>
+        <w:t>_NOTARIA|</w:t>
+      </w:r>
+      <w:proofErr w:type="gramStart"/>
+      <w:r>
+        <w:rPr>
+          <w:rFonts w:ascii="Garamond" w:eastAsia="Garamond" w:hAnsi="Garamond" w:cs="Garamond"/>
+          <w:sz w:val="23"/>
+          <w:szCs w:val="23"/>
+          <w:highlight w:val="yellow"/>
+        </w:rPr>
+        <w:t>title</w:t>
       </w:r>
       <w:proofErr w:type="spellEnd"/>
       <w:r>
@@ -820,7 +903,17 @@
           <w:szCs w:val="23"/>
           <w:highlight w:val="yellow"/>
         </w:rPr>
-        <w:t xml:space="preserve"> }}</w:t>
+        <w:t xml:space="preserve"> }</w:t>
+      </w:r>
+      <w:proofErr w:type="gramEnd"/>
+      <w:r>
+        <w:rPr>
+          <w:rFonts w:ascii="Garamond" w:eastAsia="Garamond" w:hAnsi="Garamond" w:cs="Garamond"/>
+          <w:sz w:val="23"/>
+          <w:szCs w:val="23"/>
+          <w:highlight w:val="yellow"/>
+        </w:rPr>
+        <w:t>}</w:t>
       </w:r>
       <w:r>
         <w:rPr>
@@ -830,14 +923,45 @@
         </w:rPr>
         <w:t xml:space="preserve"> e inscrita en el Registro Público de Propiedad y Comercio bajo el Folio Mercantil Número </w:t>
       </w:r>
-      <w:r>
-        <w:rPr>
-          <w:rFonts w:ascii="Garamond" w:eastAsia="Garamond" w:hAnsi="Garamond" w:cs="Garamond"/>
-          <w:sz w:val="23"/>
-          <w:szCs w:val="23"/>
-          <w:highlight w:val="yellow"/>
-        </w:rPr>
-        <w:t>{{ N_FOLIO }}</w:t>
+      <w:proofErr w:type="gramStart"/>
+      <w:r>
+        <w:rPr>
+          <w:rFonts w:ascii="Garamond" w:eastAsia="Garamond" w:hAnsi="Garamond" w:cs="Garamond"/>
+          <w:sz w:val="23"/>
+          <w:szCs w:val="23"/>
+          <w:highlight w:val="yellow"/>
+        </w:rPr>
+        <w:t>{{ N</w:t>
+      </w:r>
+      <w:proofErr w:type="gramEnd"/>
+      <w:r>
+        <w:rPr>
+          <w:rFonts w:ascii="Garamond" w:eastAsia="Garamond" w:hAnsi="Garamond" w:cs="Garamond"/>
+          <w:sz w:val="23"/>
+          <w:szCs w:val="23"/>
+          <w:highlight w:val="yellow"/>
+        </w:rPr>
+        <w:t>_</w:t>
+      </w:r>
+      <w:proofErr w:type="gramStart"/>
+      <w:r>
+        <w:rPr>
+          <w:rFonts w:ascii="Garamond" w:eastAsia="Garamond" w:hAnsi="Garamond" w:cs="Garamond"/>
+          <w:sz w:val="23"/>
+          <w:szCs w:val="23"/>
+          <w:highlight w:val="yellow"/>
+        </w:rPr>
+        <w:t>FOLIO }</w:t>
+      </w:r>
+      <w:proofErr w:type="gramEnd"/>
+      <w:r>
+        <w:rPr>
+          <w:rFonts w:ascii="Garamond" w:eastAsia="Garamond" w:hAnsi="Garamond" w:cs="Garamond"/>
+          <w:sz w:val="23"/>
+          <w:szCs w:val="23"/>
+          <w:highlight w:val="yellow"/>
+        </w:rPr>
+        <w:t>}</w:t>
       </w:r>
       <w:r>
         <w:rPr>
@@ -847,6 +971,7 @@
         </w:rPr>
         <w:t xml:space="preserve"> de fecha </w:t>
       </w:r>
+      <w:proofErr w:type="gramStart"/>
       <w:r>
         <w:rPr>
           <w:rFonts w:ascii="Garamond" w:eastAsia="Garamond" w:hAnsi="Garamond" w:cs="Garamond"/>
@@ -864,16 +989,36 @@
           <w:szCs w:val="23"/>
           <w:highlight w:val="yellow"/>
         </w:rPr>
-        <w:t>FECHA_FOLIO</w:t>
-      </w:r>
-      <w:r>
-        <w:rPr>
-          <w:rFonts w:ascii="Garamond" w:eastAsia="Garamond" w:hAnsi="Garamond" w:cs="Garamond"/>
-          <w:sz w:val="23"/>
-          <w:szCs w:val="23"/>
-          <w:highlight w:val="yellow"/>
-        </w:rPr>
-        <w:t>|lower</w:t>
+        <w:t>FECHA</w:t>
+      </w:r>
+      <w:proofErr w:type="gramEnd"/>
+      <w:r>
+        <w:rPr>
+          <w:rFonts w:ascii="Garamond" w:eastAsia="Garamond" w:hAnsi="Garamond" w:cs="Garamond"/>
+          <w:sz w:val="23"/>
+          <w:szCs w:val="23"/>
+          <w:highlight w:val="yellow"/>
+        </w:rPr>
+        <w:t>_FOLIO</w:t>
+      </w:r>
+      <w:r>
+        <w:rPr>
+          <w:rFonts w:ascii="Garamond" w:eastAsia="Garamond" w:hAnsi="Garamond" w:cs="Garamond"/>
+          <w:sz w:val="23"/>
+          <w:szCs w:val="23"/>
+          <w:highlight w:val="yellow"/>
+        </w:rPr>
+        <w:t>|</w:t>
+      </w:r>
+      <w:proofErr w:type="gramStart"/>
+      <w:r>
+        <w:rPr>
+          <w:rFonts w:ascii="Garamond" w:eastAsia="Garamond" w:hAnsi="Garamond" w:cs="Garamond"/>
+          <w:sz w:val="23"/>
+          <w:szCs w:val="23"/>
+          <w:highlight w:val="yellow"/>
+        </w:rPr>
+        <w:t>lower</w:t>
       </w:r>
       <w:proofErr w:type="spellEnd"/>
       <w:r>
@@ -883,7 +1028,17 @@
           <w:szCs w:val="23"/>
           <w:highlight w:val="yellow"/>
         </w:rPr>
-        <w:t xml:space="preserve"> }}</w:t>
+        <w:t xml:space="preserve"> }</w:t>
+      </w:r>
+      <w:proofErr w:type="gramEnd"/>
+      <w:r>
+        <w:rPr>
+          <w:rFonts w:ascii="Garamond" w:eastAsia="Garamond" w:hAnsi="Garamond" w:cs="Garamond"/>
+          <w:sz w:val="23"/>
+          <w:szCs w:val="23"/>
+          <w:highlight w:val="yellow"/>
+        </w:rPr>
+        <w:t>}</w:t>
       </w:r>
       <w:r>
         <w:rPr>
@@ -4727,7 +4882,6 @@
     </w:p>
     <w:p>
       <w:pPr>
-        <w:jc w:val="both"/>
         <w:rPr>
           <w:rFonts w:ascii="Garamond" w:eastAsia="Garamond" w:hAnsi="Garamond" w:cs="Garamond"/>
           <w:sz w:val="23"/>

--- a/formatos/acuerdo_sin_ads_juridica.docx
+++ b/formatos/acuerdo_sin_ads_juridica.docx
@@ -1203,17 +1203,7 @@
           <w:szCs w:val="23"/>
           <w:highlight w:val="yellow"/>
         </w:rPr>
-        <w:t xml:space="preserve">{{ </w:t>
-      </w:r>
-      <w:proofErr w:type="spellStart"/>
-      <w:r>
-        <w:rPr>
-          <w:rFonts w:ascii="Garamond" w:eastAsia="Garamond" w:hAnsi="Garamond" w:cs="Garamond"/>
-          <w:sz w:val="23"/>
-          <w:szCs w:val="23"/>
-          <w:highlight w:val="yellow"/>
-        </w:rPr>
-        <w:t>DIC</w:t>
+        <w:t>{{ DIC</w:t>
       </w:r>
       <w:proofErr w:type="gramEnd"/>
       <w:r>
@@ -1223,16 +1213,7 @@
           <w:szCs w:val="23"/>
           <w:highlight w:val="yellow"/>
         </w:rPr>
-        <w:t>_RAZÓN_SOCIAL</w:t>
-      </w:r>
-      <w:r>
-        <w:rPr>
-          <w:rFonts w:ascii="Garamond" w:eastAsia="Garamond" w:hAnsi="Garamond" w:cs="Garamond"/>
-          <w:sz w:val="23"/>
-          <w:szCs w:val="23"/>
-          <w:highlight w:val="yellow"/>
-        </w:rPr>
-        <w:t>|</w:t>
+        <w:t>_RAZÓN_</w:t>
       </w:r>
       <w:proofErr w:type="gramStart"/>
       <w:r>
@@ -1242,17 +1223,7 @@
           <w:szCs w:val="23"/>
           <w:highlight w:val="yellow"/>
         </w:rPr>
-        <w:t>title</w:t>
-      </w:r>
-      <w:proofErr w:type="spellEnd"/>
-      <w:r>
-        <w:rPr>
-          <w:rFonts w:ascii="Garamond" w:eastAsia="Garamond" w:hAnsi="Garamond" w:cs="Garamond"/>
-          <w:sz w:val="23"/>
-          <w:szCs w:val="23"/>
-          <w:highlight w:val="yellow"/>
-        </w:rPr>
-        <w:t xml:space="preserve"> }</w:t>
+        <w:t>SOCIAL }</w:t>
       </w:r>
       <w:proofErr w:type="gramEnd"/>
       <w:r>
@@ -5648,9 +5619,9 @@
           <w:highlight w:val="yellow"/>
           <w:lang w:val="es-ES"/>
         </w:rPr>
-        <w:t xml:space="preserve">{{ </w:t>
-      </w:r>
-      <w:proofErr w:type="spellStart"/>
+        <w:t>{{ RAZÓN</w:t>
+      </w:r>
+      <w:proofErr w:type="gramEnd"/>
       <w:r>
         <w:rPr>
           <w:rFonts w:ascii="Garamond" w:eastAsia="Garamond" w:hAnsi="Garamond" w:cs="Garamond"/>
@@ -5661,9 +5632,9 @@
           <w:highlight w:val="yellow"/>
           <w:lang w:val="es-ES"/>
         </w:rPr>
-        <w:t>RAZÓN</w:t>
-      </w:r>
-      <w:proofErr w:type="gramEnd"/>
+        <w:t>_</w:t>
+      </w:r>
+      <w:proofErr w:type="gramStart"/>
       <w:r>
         <w:rPr>
           <w:rFonts w:ascii="Garamond" w:eastAsia="Garamond" w:hAnsi="Garamond" w:cs="Garamond"/>
@@ -5674,45 +5645,7 @@
           <w:highlight w:val="yellow"/>
           <w:lang w:val="es-ES"/>
         </w:rPr>
-        <w:t>_SOCIAL</w:t>
-      </w:r>
-      <w:r>
-        <w:rPr>
-          <w:rFonts w:ascii="Garamond" w:eastAsia="Garamond" w:hAnsi="Garamond" w:cs="Garamond"/>
-          <w:i/>
-          <w:iCs/>
-          <w:sz w:val="23"/>
-          <w:szCs w:val="23"/>
-          <w:highlight w:val="yellow"/>
-          <w:lang w:val="es-ES"/>
-        </w:rPr>
-        <w:t>|</w:t>
-      </w:r>
-      <w:proofErr w:type="gramStart"/>
-      <w:r>
-        <w:rPr>
-          <w:rFonts w:ascii="Garamond" w:eastAsia="Garamond" w:hAnsi="Garamond" w:cs="Garamond"/>
-          <w:i/>
-          <w:iCs/>
-          <w:sz w:val="23"/>
-          <w:szCs w:val="23"/>
-          <w:highlight w:val="yellow"/>
-          <w:lang w:val="es-ES"/>
-        </w:rPr>
-        <w:t>upper</w:t>
-      </w:r>
-      <w:proofErr w:type="spellEnd"/>
-      <w:r>
-        <w:rPr>
-          <w:rFonts w:ascii="Garamond" w:eastAsia="Garamond" w:hAnsi="Garamond" w:cs="Garamond"/>
-          <w:i/>
-          <w:iCs/>
-          <w:sz w:val="23"/>
-          <w:szCs w:val="23"/>
-          <w:highlight w:val="yellow"/>
-          <w:lang w:val="es-ES"/>
-        </w:rPr>
-        <w:t xml:space="preserve"> }</w:t>
+        <w:t>SOCIAL }</w:t>
       </w:r>
       <w:proofErr w:type="gramEnd"/>
       <w:r>
@@ -6012,7 +5945,7 @@
           <w:szCs w:val="23"/>
           <w:highlight w:val="yellow"/>
         </w:rPr>
-        <w:t>upper</w:t>
+        <w:t>title</w:t>
       </w:r>
       <w:proofErr w:type="spellEnd"/>
       <w:r>
@@ -19019,7 +18952,7 @@
                 <w:sz w:val="23"/>
                 <w:szCs w:val="23"/>
               </w:rPr>
-              <w:t>Rappi</w:t>
+              <w:t>Tecnologías Rappi, S.A.P.I. de C.V.</w:t>
             </w:r>
           </w:p>
         </w:tc>
@@ -19120,19 +19053,7 @@
                 <w:szCs w:val="23"/>
                 <w:highlight w:val="yellow"/>
               </w:rPr>
-              <w:t xml:space="preserve">{{ </w:t>
-            </w:r>
-            <w:proofErr w:type="spellStart"/>
-            <w:r>
-              <w:rPr>
-                <w:rFonts w:ascii="Garamond" w:eastAsia="Garamond" w:hAnsi="Garamond" w:cs="Garamond"/>
-                <w:b/>
-                <w:bCs/>
-                <w:sz w:val="23"/>
-                <w:szCs w:val="23"/>
-                <w:highlight w:val="yellow"/>
-              </w:rPr>
-              <w:t>RAZÓN</w:t>
+              <w:t>{{ RAZÓN</w:t>
             </w:r>
             <w:proofErr w:type="gramEnd"/>
             <w:r>
@@ -19144,30 +19065,7 @@
                 <w:szCs w:val="23"/>
                 <w:highlight w:val="yellow"/>
               </w:rPr>
-              <w:t>_SOCIAL</w:t>
-            </w:r>
-            <w:r>
-              <w:rPr>
-                <w:rFonts w:ascii="Garamond" w:eastAsia="Garamond" w:hAnsi="Garamond" w:cs="Garamond"/>
-                <w:b/>
-                <w:bCs/>
-                <w:sz w:val="23"/>
-                <w:szCs w:val="23"/>
-                <w:highlight w:val="yellow"/>
-              </w:rPr>
-              <w:t>|title</w:t>
-            </w:r>
-            <w:proofErr w:type="spellEnd"/>
-            <w:r>
-              <w:rPr>
-                <w:rFonts w:ascii="Garamond" w:eastAsia="Garamond" w:hAnsi="Garamond" w:cs="Garamond"/>
-                <w:b/>
-                <w:bCs/>
-                <w:sz w:val="23"/>
-                <w:szCs w:val="23"/>
-                <w:highlight w:val="yellow"/>
-              </w:rPr>
-              <w:t xml:space="preserve"> }}</w:t>
+              <w:t>_SOCIAL }}</w:t>
             </w:r>
           </w:p>
         </w:tc>
@@ -19590,7 +19488,6 @@
               </w:rPr>
               <w:t xml:space="preserve">Nombre: </w:t>
             </w:r>
-            <w:proofErr w:type="gramStart"/>
             <w:r>
               <w:rPr>
                 <w:rFonts w:ascii="Garamond" w:eastAsia="Garamond" w:hAnsi="Garamond" w:cs="Garamond"/>
@@ -19600,9 +19497,8 @@
                 <w:szCs w:val="23"/>
                 <w:highlight w:val="yellow"/>
               </w:rPr>
-              <w:t xml:space="preserve">{{ </w:t>
+              <w:t>{{ REPRESENTANTE_LEGA</w:t>
             </w:r>
-            <w:proofErr w:type="spellStart"/>
             <w:r>
               <w:rPr>
                 <w:rFonts w:ascii="Garamond" w:eastAsia="Garamond" w:hAnsi="Garamond" w:cs="Garamond"/>
@@ -19612,9 +19508,8 @@
                 <w:szCs w:val="23"/>
                 <w:highlight w:val="yellow"/>
               </w:rPr>
-              <w:t>REPRESENTANTE</w:t>
+              <w:t>L</w:t>
             </w:r>
-            <w:proofErr w:type="gramEnd"/>
             <w:r>
               <w:rPr>
                 <w:rFonts w:ascii="Garamond" w:eastAsia="Garamond" w:hAnsi="Garamond" w:cs="Garamond"/>
@@ -19624,9 +19519,8 @@
                 <w:szCs w:val="23"/>
                 <w:highlight w:val="yellow"/>
               </w:rPr>
-              <w:t>_LEGAL|upper</w:t>
+              <w:t>|title</w:t>
             </w:r>
-            <w:proofErr w:type="spellEnd"/>
             <w:r>
               <w:rPr>
                 <w:rFonts w:ascii="Garamond" w:eastAsia="Garamond" w:hAnsi="Garamond" w:cs="Garamond"/>
@@ -22061,28 +21955,28 @@
 </file>
 
 <file path=customXml/item1.xml><?xml version="1.0" encoding="utf-8"?>
-<b:Sources xmlns:b="http://schemas.openxmlformats.org/officeDocument/2006/bibliography" xmlns="http://schemas.openxmlformats.org/officeDocument/2006/bibliography" SelectedStyle="\APASixthEditionOfficeOnline.xsl" StyleName="APA" Version="6"/>
-</file>
-
-<file path=customXml/item2.xml><?xml version="1.0" encoding="utf-8"?>
 <go:gDocsCustomXmlDataStorage xmlns:go="http://customooxmlschemas.google.com/" xmlns:r="http://schemas.openxmlformats.org/officeDocument/2006/relationships" uri="GoogleDocsCustomDataVersion2">
   <go:docsCustomData xmlns:go="http://customooxmlschemas.google.com/" roundtripDataSignature="AMtx7mi//yQ/oiAx+PSUT/f6fDOlIWWg4Q==">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</go:docsCustomData>
 </go:gDocsCustomXmlDataStorage>
 </file>
 
-<file path=customXml/itemProps1.xml><?xml version="1.0" encoding="utf-8"?>
-<ds:datastoreItem xmlns:ds="http://schemas.openxmlformats.org/officeDocument/2006/customXml" ds:itemID="{7D740D00-A2A0-41C6-9963-D2931C5396EA}">
-  <ds:schemaRefs>
-    <ds:schemaRef ds:uri="http://schemas.openxmlformats.org/officeDocument/2006/bibliography"/>
-  </ds:schemaRefs>
-</ds:datastoreItem>
+<file path=customXml/item2.xml><?xml version="1.0" encoding="utf-8"?>
+<b:Sources xmlns:b="http://schemas.openxmlformats.org/officeDocument/2006/bibliography" xmlns="http://schemas.openxmlformats.org/officeDocument/2006/bibliography" SelectedStyle="\APASixthEditionOfficeOnline.xsl" StyleName="APA" Version="6"/>
 </file>
 
-<file path=customXml/itemProps2.xml><?xml version="1.0" encoding="utf-8"?>
+<file path=customXml/itemProps1.xml><?xml version="1.0" encoding="utf-8"?>
 <ds:datastoreItem xmlns:ds="http://schemas.openxmlformats.org/officeDocument/2006/customXml" ds:itemID="{11111111-1234-1234-1234-123412341234}">
   <ds:schemaRefs>
     <ds:schemaRef ds:uri="http://customooxmlschemas.google.com/"/>
     <ds:schemaRef ds:uri="http://schemas.openxmlformats.org/officeDocument/2006/relationships"/>
   </ds:schemaRefs>
 </ds:datastoreItem>
+</file>
+
+<file path=customXml/itemProps2.xml><?xml version="1.0" encoding="utf-8"?>
+<ds:datastoreItem xmlns:ds="http://schemas.openxmlformats.org/officeDocument/2006/customXml" ds:itemID="{7D740D00-A2A0-41C6-9963-D2931C5396EA}">
+  <ds:schemaRefs>
+    <ds:schemaRef ds:uri="http://schemas.openxmlformats.org/officeDocument/2006/bibliography"/>
+  </ds:schemaRefs>
+</ds:datastoreItem>
 </file>
--- a/formatos/acuerdo_sin_ads_juridica.docx
+++ b/formatos/acuerdo_sin_ads_juridica.docx
@@ -12197,31 +12197,16 @@
           <w:sz w:val="23"/>
           <w:szCs w:val="23"/>
         </w:rPr>
-        <w:t xml:space="preserve">) Rappi rescinda el Acuerdo por causas imputables al Aliado (en adelante “Incumplimiento”), entonces el Aliado deberá devolver íntegramente las cantidades que Rappi haya otorgado por concepto de "Bono de Firma, Bono de Mercadotecnia, Bono de Crecimiento, Bono de Desempeño, Fondo de Mercadotecnia, </w:t>
-      </w:r>
-      <w:r>
-        <w:rPr>
-          <w:rFonts w:ascii="Garamond" w:eastAsia="Garamond" w:hAnsi="Garamond" w:cs="Garamond"/>
-          <w:sz w:val="23"/>
-          <w:szCs w:val="23"/>
-        </w:rPr>
-        <w:t>“</w:t>
-      </w:r>
-      <w:r>
-        <w:rPr>
-          <w:rFonts w:ascii="Garamond" w:eastAsia="Garamond" w:hAnsi="Garamond" w:cs="Garamond"/>
-          <w:sz w:val="23"/>
-          <w:szCs w:val="23"/>
-        </w:rPr>
-        <w:t>Fondo de Crecimiento"</w:t>
-      </w:r>
-      <w:r>
-        <w:rPr>
-          <w:rFonts w:ascii="Garamond" w:eastAsia="Garamond" w:hAnsi="Garamond" w:cs="Garamond"/>
-          <w:sz w:val="23"/>
-          <w:szCs w:val="23"/>
-        </w:rPr>
-        <w:t xml:space="preserve"> </w:t>
+        <w:t xml:space="preserve">) Rappi rescinda el Acuerdo por causas imputables al Aliado (en adelante “Incumplimiento”), entonces el Aliado deberá devolver íntegramente las cantidades que Rappi haya otorgado por concepto de </w:t>
+      </w:r>
+      <w:r>
+        <w:rPr>
+          <w:rFonts w:ascii="Garamond" w:eastAsia="Garamond" w:hAnsi="Garamond" w:cs="Garamond"/>
+          <w:sz w:val="23"/>
+          <w:szCs w:val="23"/>
+          <w:lang w:val="es-ES"/>
+        </w:rPr>
+        <w:t xml:space="preserve">"{{ LISTA_BONOS_FONDOS }}" </w:t>
       </w:r>
       <w:r>
         <w:rPr>
@@ -12573,7 +12558,7 @@
           <w:sz w:val="23"/>
           <w:szCs w:val="23"/>
         </w:rPr>
-        <w:t xml:space="preserve"> del Acuerdo frente a Rappi, deberá pagara una penalidad del 10% (diez por ciento) del valor total de las ventas realizadas a través de la Plataforma Rappi hasta el momento en el que se configure el incumplimiento. El Aliado acepta que el monto señalado anteriormente sea descontado de las ventas semanales generadas a través de la Plataforma </w:t>
+        <w:t xml:space="preserve"> del Acuerdo frente a Rappi, deberá pagara una penalidad del 10% (diez por ciento) del valor total de las ventas realizadas a través de la Plataforma Rappi hasta el momento en el que se configure el incumplimiento. El Aliado acepta que el monto señalado anteriormente sea descontado de las ventas semanales generadas a través de la Plataforma Rappi hasta que se cubra la totalidad de la penalidad, y/o mediante depósito bancario a la cuenta que </w:t>
       </w:r>
       <w:r>
         <w:rPr>
@@ -12582,7 +12567,7 @@
           <w:szCs w:val="23"/>
         </w:rPr>
         <w:lastRenderedPageBreak/>
-        <w:t xml:space="preserve">Rappi hasta que se cubra la totalidad de la penalidad, y/o mediante depósito bancario a la cuenta que Rappi indique para tal caso dentro de los 30 (treinta) días naturales siguientes a la fecha en la que se actualice el </w:t>
+        <w:t xml:space="preserve">Rappi indique para tal caso dentro de los 30 (treinta) días naturales siguientes a la fecha en la que se actualice el </w:t>
       </w:r>
       <w:r>
         <w:rPr>
@@ -14473,16 +14458,7 @@
           <w:sz w:val="23"/>
           <w:szCs w:val="23"/>
         </w:rPr>
-        <w:t xml:space="preserve">El Aliado Comercial declara y garantiza que es el titular de la Marca en los Estados Unidos Mexicanos, entendiéndose que tiene todos los derechos para exhibir, </w:t>
-      </w:r>
-      <w:r>
-        <w:rPr>
-          <w:rFonts w:ascii="Garamond" w:eastAsia="Garamond" w:hAnsi="Garamond" w:cs="Garamond"/>
-          <w:sz w:val="23"/>
-          <w:szCs w:val="23"/>
-        </w:rPr>
-        <w:lastRenderedPageBreak/>
-        <w:t xml:space="preserve">ofrecer y comercializar Productos, identificados con dicha Marca, por medio de la Plataforma Rappi.  </w:t>
+        <w:t xml:space="preserve">El Aliado Comercial declara y garantiza que es el titular de la Marca en los Estados Unidos Mexicanos, entendiéndose que tiene todos los derechos para exhibir, ofrecer y comercializar Productos, identificados con dicha Marca, por medio de la Plataforma Rappi.  </w:t>
       </w:r>
     </w:p>
     <w:p>
@@ -14876,16 +14852,7 @@
           <w:sz w:val="23"/>
           <w:szCs w:val="23"/>
         </w:rPr>
-        <w:t xml:space="preserve">El deber de confidencialidad establecido en esta Cláusula estará vigente durante la vigencia del presente Acuerdo de Cooperación y 3 (tres) años posteriores a su terminación. A la finalización de dicho término dejará de regir, salvo en lo que se refiere a la información confidencial que continúe constituyendo secreto comercial debidamente identificado, respecto de la cual, las obligaciones de confidencialidad establecidas en la presente Cláusula, hasta donde lo permita la Ley Aplicable, </w:t>
-      </w:r>
-      <w:r>
-        <w:rPr>
-          <w:rFonts w:ascii="Garamond" w:eastAsia="Garamond" w:hAnsi="Garamond" w:cs="Garamond"/>
-          <w:sz w:val="23"/>
-          <w:szCs w:val="23"/>
-        </w:rPr>
-        <w:lastRenderedPageBreak/>
-        <w:t xml:space="preserve">continuarán en pleno vigor y efecto. </w:t>
+        <w:t xml:space="preserve">El deber de confidencialidad establecido en esta Cláusula estará vigente durante la vigencia del presente Acuerdo de Cooperación y 3 (tres) años posteriores a su terminación. A la finalización de dicho término dejará de regir, salvo en lo que se refiere a la información confidencial que continúe constituyendo secreto comercial debidamente identificado, respecto de la cual, las obligaciones de confidencialidad establecidas en la presente Cláusula, hasta donde lo permita la Ley Aplicable, continuarán en pleno vigor y efecto. </w:t>
       </w:r>
     </w:p>
     <w:p>
@@ -15744,7 +15711,7 @@
           <w:sz w:val="23"/>
           <w:szCs w:val="23"/>
         </w:rPr>
-        <w:t xml:space="preserve">En caso de que el Aliado Comercial incumpla cualquiera de las obligaciones establecidas en el presente Acuerdo de Cooperación, o lo termine anticipadamente, será plenamente responsable frente a Rappi, sin límite </w:t>
+        <w:t xml:space="preserve">En caso de que el Aliado Comercial incumpla cualquiera de las obligaciones establecidas en el presente Acuerdo de Cooperación, o lo termine anticipadamente, será plenamente responsable frente a Rappi, sin límite alguno, por todos los daños y perjuicios económicos, reputacionales y, en general, los que se causen </w:t>
       </w:r>
       <w:r>
         <w:rPr>
@@ -15753,7 +15720,7 @@
           <w:szCs w:val="23"/>
         </w:rPr>
         <w:lastRenderedPageBreak/>
-        <w:t xml:space="preserve">alguno, por todos los daños y perjuicios económicos, reputacionales y, en general, los que se causen con motivo del incumplimiento y/o la terminación del presente Acuerdo de Cooperación.  </w:t>
+        <w:t xml:space="preserve">con motivo del incumplimiento y/o la terminación del presente Acuerdo de Cooperación.  </w:t>
       </w:r>
     </w:p>
     <w:p>
@@ -16338,16 +16305,7 @@
           <w:szCs w:val="23"/>
         </w:rPr>
         <w:br/>
-        <w:t xml:space="preserve"> Igualmente, en el caso en el que se identifique que el Aliado Comercial está haciendo uso indebido de los Datos Personales de los Usuarios/Consumidores transferidos por parte de Rappi para una finalidad diferente a la finalidad de Tratamiento establecida en la presente Cláusula, el Aliado Comercial será responsable de indemnizar los daños y perjuicios que dicho incumplimiento cause a Rappi o a terceros. La determinación y cuantificación de dichos daños y perjuicios se realizará conforme a la legislación aplicable, y el monto correspondiente deberá ser pagado por parte del Aliado Comercial mediante transferencia bancaria a la cuenta determinada por Rappi para dicho fin, </w:t>
-      </w:r>
-      <w:r>
-        <w:rPr>
-          <w:rFonts w:ascii="Garamond" w:eastAsia="Garamond" w:hAnsi="Garamond" w:cs="Garamond"/>
-          <w:sz w:val="23"/>
-          <w:szCs w:val="23"/>
-        </w:rPr>
-        <w:lastRenderedPageBreak/>
-        <w:t>dentro de los 30 (treinta) días calendario posteriores al envío de la notificación de incumplimiento.</w:t>
+        <w:t xml:space="preserve"> Igualmente, en el caso en el que se identifique que el Aliado Comercial está haciendo uso indebido de los Datos Personales de los Usuarios/Consumidores transferidos por parte de Rappi para una finalidad diferente a la finalidad de Tratamiento establecida en la presente Cláusula, el Aliado Comercial será responsable de indemnizar los daños y perjuicios que dicho incumplimiento cause a Rappi o a terceros. La determinación y cuantificación de dichos daños y perjuicios se realizará conforme a la legislación aplicable, y el monto correspondiente deberá ser pagado por parte del Aliado Comercial mediante transferencia bancaria a la cuenta determinada por Rappi para dicho fin, dentro de los 30 (treinta) días calendario posteriores al envío de la notificación de incumplimiento.</w:t>
       </w:r>
     </w:p>
     <w:p>
@@ -17092,6 +17050,7 @@
           <w:sz w:val="23"/>
           <w:szCs w:val="23"/>
         </w:rPr>
+        <w:lastRenderedPageBreak/>
         <w:t>(</w:t>
       </w:r>
       <w:proofErr w:type="spellStart"/>
@@ -17902,7 +17861,7 @@
           <w:sz w:val="23"/>
           <w:szCs w:val="23"/>
         </w:rPr>
-        <w:t xml:space="preserve">En caso de incumplimiento por parte del Aliado Comercial de alguna de las disposiciones del presente Acuerdo de Cooperación, el Aliado Comercial autoriza </w:t>
+        <w:t xml:space="preserve">En caso de incumplimiento por parte del Aliado Comercial de alguna de las disposiciones del presente Acuerdo de Cooperación, el Aliado Comercial autoriza expresamente a Rappi para ejecutar las penalidades y liquidar cualquier adeudo que se tuviere </w:t>
       </w:r>
       <w:r>
         <w:rPr>
@@ -17911,7 +17870,7 @@
           <w:szCs w:val="23"/>
         </w:rPr>
         <w:lastRenderedPageBreak/>
-        <w:t xml:space="preserve">expresamente a Rappi para ejecutar las penalidades y liquidar cualquier adeudo que se tuviere a la fecha, reteniendo para tal efecto las cantidades correspondientes de las ventas semanales de Productos a través de la Plataforma Rappi. </w:t>
+        <w:t xml:space="preserve">a la fecha, reteniendo para tal efecto las cantidades correspondientes de las ventas semanales de Productos a través de la Plataforma Rappi. </w:t>
       </w:r>
     </w:p>
     <w:p>
@@ -18320,16 +18279,7 @@
           <w:sz w:val="23"/>
           <w:szCs w:val="23"/>
         </w:rPr>
-        <w:t xml:space="preserve"> retardar, cualquier acto relacionado con el ejercicio de sus funciones. Las Partes declaran y garantizan que tanto ellas como sus funcionarios, empleados, directivos,  o subcontratistas cumplen la Ley Aplicable en materia de anticorrupción, incluyendo, pero sin limitarse a la Ley General de Responsabilidades Administrativas, la Ley sobre Prácticas Corruptas en el Extranjero de EE.UU. de 1977, la Ley sobre Sobornos del Reino Unido de 2010 o aquellas que la modifiquen, subroguen, reglamenten o desarrollen, así como aquellas regulaciones nacionales e internacionales relativas a la prevención del fraude, el soborno, la corrupción, el lavado de dinero y el terrorismo. Igualmente, las Partes declaran y garantizan que ni ellas ni sus funcionarios, empleados, directivos, o subcontratistas son objeto de investigaciones, acusaciones o procesos relativos a la violación de la Ley Aplicable en materia de anticorrupción ni han sido objeto de sanciones penales, disciplinarias o contractuales derivadas de la violación de tal Ley Aplicable. Las Partes se obligan a cumplir la Ley Aplicable en materia de anticorrupción y declaran que cualquier incumplimiento constituye una violación al presente Acuerdo de Cooperación, que da derecho exclusivo a la otra Parte de terminar el presente Acuerdo de Cooperación.    Igualmente, cada Parte se obliga a notificar a la otra Parte cualquier notificación asociada a una investigación, procedimiento, sanción o similar, iniciado en su contra o en contra de cualquiera de sus funcionarios, empleados, directivos, o subcontratistas, dentro de las 24 (veinticuatro) horas siguientes a la fecha en la </w:t>
-      </w:r>
-      <w:r>
-        <w:rPr>
-          <w:rFonts w:ascii="Garamond" w:eastAsia="Garamond" w:hAnsi="Garamond" w:cs="Garamond"/>
-          <w:sz w:val="23"/>
-          <w:szCs w:val="23"/>
-        </w:rPr>
-        <w:lastRenderedPageBreak/>
-        <w:t xml:space="preserve">que tenga conocimiento de la notificación de la investigación. </w:t>
+        <w:t xml:space="preserve"> retardar, cualquier acto relacionado con el ejercicio de sus funciones. Las Partes declaran y garantizan que tanto ellas como sus funcionarios, empleados, directivos,  o subcontratistas cumplen la Ley Aplicable en materia de anticorrupción, incluyendo, pero sin limitarse a la Ley General de Responsabilidades Administrativas, la Ley sobre Prácticas Corruptas en el Extranjero de EE.UU. de 1977, la Ley sobre Sobornos del Reino Unido de 2010 o aquellas que la modifiquen, subroguen, reglamenten o desarrollen, así como aquellas regulaciones nacionales e internacionales relativas a la prevención del fraude, el soborno, la corrupción, el lavado de dinero y el terrorismo. Igualmente, las Partes declaran y garantizan que ni ellas ni sus funcionarios, empleados, directivos, o subcontratistas son objeto de investigaciones, acusaciones o procesos relativos a la violación de la Ley Aplicable en materia de anticorrupción ni han sido objeto de sanciones penales, disciplinarias o contractuales derivadas de la violación de tal Ley Aplicable. Las Partes se obligan a cumplir la Ley Aplicable en materia de anticorrupción y declaran que cualquier incumplimiento constituye una violación al presente Acuerdo de Cooperación, que da derecho exclusivo a la otra Parte de terminar el presente Acuerdo de Cooperación.    Igualmente, cada Parte se obliga a notificar a la otra Parte cualquier notificación asociada a una investigación, procedimiento, sanción o similar, iniciado en su contra o en contra de cualquiera de sus funcionarios, empleados, directivos, o subcontratistas, dentro de las 24 (veinticuatro) horas siguientes a la fecha en la que tenga conocimiento de la notificación de la investigación. </w:t>
       </w:r>
     </w:p>
     <w:p>
@@ -19309,7 +19259,6 @@
                 <w:sz w:val="23"/>
                 <w:szCs w:val="23"/>
               </w:rPr>
-              <w:lastRenderedPageBreak/>
               <w:t>Firma:</w:t>
             </w:r>
           </w:p>
@@ -19420,6 +19369,7 @@
                 <w:sz w:val="23"/>
                 <w:szCs w:val="23"/>
               </w:rPr>
+              <w:lastRenderedPageBreak/>
               <w:t>Nombre: Iván Cadavid Silva</w:t>
             </w:r>
           </w:p>
@@ -21127,7 +21077,6 @@
   <w:style w:type="character" w:default="1" w:styleId="Fuentedeprrafopredeter">
     <w:name w:val="Default Paragraph Font"/>
     <w:uiPriority w:val="1"/>
-    <w:semiHidden/>
     <w:unhideWhenUsed/>
   </w:style>
   <w:style w:type="table" w:default="1" w:styleId="Tablanormal">
